--- a/DigSite/New Arcaism/uarm 2026 a/Los lagartos diversos.docx
+++ b/DigSite/New Arcaism/uarm 2026 a/Los lagartos diversos.docx
@@ -19,7 +19,25 @@
           <w:szCs w:val="32"/>
           <w:lang w:val="es-MX"/>
         </w:rPr>
-        <w:t xml:space="preserve">En un rincón de la </w:t>
+        <w:t>En un</w:t>
+      </w:r>
+      <w:r>
+        <w:rPr>
+          <w:rFonts w:ascii="Times New Roman" w:hAnsi="Times New Roman" w:cs="Times New Roman"/>
+          <w:sz w:val="32"/>
+          <w:szCs w:val="32"/>
+          <w:lang w:val="es-MX"/>
+        </w:rPr>
+        <w:t xml:space="preserve"> lejano</w:t>
+      </w:r>
+      <w:r>
+        <w:rPr>
+          <w:rFonts w:ascii="Times New Roman" w:hAnsi="Times New Roman" w:cs="Times New Roman"/>
+          <w:sz w:val="32"/>
+          <w:szCs w:val="32"/>
+          <w:lang w:val="es-MX"/>
+        </w:rPr>
+        <w:t xml:space="preserve"> rincón de la </w:t>
       </w:r>
       <w:r>
         <w:rPr>
@@ -37,16 +55,115 @@
           <w:szCs w:val="32"/>
           <w:lang w:val="es-MX"/>
         </w:rPr>
-        <w:t>, y en una esquina de lo abstracto, existe lo intemporal. En este pequeño lugar no pasa el tiempo</w:t>
-      </w:r>
-      <w:r>
-        <w:rPr>
-          <w:rFonts w:ascii="Times New Roman" w:hAnsi="Times New Roman" w:cs="Times New Roman"/>
-          <w:sz w:val="32"/>
-          <w:szCs w:val="32"/>
-          <w:lang w:val="es-MX"/>
-        </w:rPr>
-        <w:t>, pero por eso muy poco habita en este lado exótico de la realidad</w:t>
+        <w:t xml:space="preserve">, </w:t>
+      </w:r>
+      <w:r>
+        <w:rPr>
+          <w:rFonts w:ascii="Times New Roman" w:hAnsi="Times New Roman" w:cs="Times New Roman"/>
+          <w:sz w:val="32"/>
+          <w:szCs w:val="32"/>
+          <w:lang w:val="es-MX"/>
+        </w:rPr>
+        <w:t>entre</w:t>
+      </w:r>
+      <w:r>
+        <w:rPr>
+          <w:rFonts w:ascii="Times New Roman" w:hAnsi="Times New Roman" w:cs="Times New Roman"/>
+          <w:sz w:val="32"/>
+          <w:szCs w:val="32"/>
+          <w:lang w:val="es-MX"/>
+        </w:rPr>
+        <w:t xml:space="preserve"> un</w:t>
+      </w:r>
+      <w:r>
+        <w:rPr>
+          <w:rFonts w:ascii="Times New Roman" w:hAnsi="Times New Roman" w:cs="Times New Roman"/>
+          <w:sz w:val="32"/>
+          <w:szCs w:val="32"/>
+          <w:lang w:val="es-MX"/>
+        </w:rPr>
+        <w:t xml:space="preserve"> cruce </w:t>
+      </w:r>
+      <w:r>
+        <w:rPr>
+          <w:rFonts w:ascii="Times New Roman" w:hAnsi="Times New Roman" w:cs="Times New Roman"/>
+          <w:sz w:val="32"/>
+          <w:szCs w:val="32"/>
+          <w:lang w:val="es-MX"/>
+        </w:rPr>
+        <w:t>de lo abstracto</w:t>
+      </w:r>
+      <w:r>
+        <w:rPr>
+          <w:rFonts w:ascii="Times New Roman" w:hAnsi="Times New Roman" w:cs="Times New Roman"/>
+          <w:sz w:val="32"/>
+          <w:szCs w:val="32"/>
+          <w:lang w:val="es-MX"/>
+        </w:rPr>
+        <w:t xml:space="preserve"> con lo posible</w:t>
+      </w:r>
+      <w:r>
+        <w:rPr>
+          <w:rFonts w:ascii="Times New Roman" w:hAnsi="Times New Roman" w:cs="Times New Roman"/>
+          <w:sz w:val="32"/>
+          <w:szCs w:val="32"/>
+          <w:lang w:val="es-MX"/>
+        </w:rPr>
+        <w:t xml:space="preserve">, existe lo </w:t>
+      </w:r>
+      <w:r>
+        <w:rPr>
+          <w:rFonts w:ascii="Times New Roman" w:hAnsi="Times New Roman" w:cs="Times New Roman"/>
+          <w:sz w:val="32"/>
+          <w:szCs w:val="32"/>
+          <w:lang w:val="es-MX"/>
+        </w:rPr>
+        <w:t>a</w:t>
+      </w:r>
+      <w:r>
+        <w:rPr>
+          <w:rFonts w:ascii="Times New Roman" w:hAnsi="Times New Roman" w:cs="Times New Roman"/>
+          <w:sz w:val="32"/>
+          <w:szCs w:val="32"/>
+          <w:lang w:val="es-MX"/>
+        </w:rPr>
+        <w:t xml:space="preserve">temporal. En este pequeño </w:t>
+      </w:r>
+      <w:r>
+        <w:rPr>
+          <w:rFonts w:ascii="Times New Roman" w:hAnsi="Times New Roman" w:cs="Times New Roman"/>
+          <w:sz w:val="32"/>
+          <w:szCs w:val="32"/>
+          <w:lang w:val="es-MX"/>
+        </w:rPr>
+        <w:t xml:space="preserve">pseudo </w:t>
+      </w:r>
+      <w:r>
+        <w:rPr>
+          <w:rFonts w:ascii="Times New Roman" w:hAnsi="Times New Roman" w:cs="Times New Roman"/>
+          <w:sz w:val="32"/>
+          <w:szCs w:val="32"/>
+          <w:lang w:val="es-MX"/>
+        </w:rPr>
+        <w:t>lugar no pasa el tiempo</w:t>
+      </w:r>
+      <w:r>
+        <w:rPr>
+          <w:rFonts w:ascii="Times New Roman" w:hAnsi="Times New Roman" w:cs="Times New Roman"/>
+          <w:sz w:val="32"/>
+          <w:szCs w:val="32"/>
+          <w:lang w:val="es-MX"/>
+        </w:rPr>
+        <w:t xml:space="preserve"> y de esta manera,</w:t>
+      </w:r>
+      <w:r>
+        <w:rPr>
+          <w:rFonts w:ascii="Times New Roman" w:hAnsi="Times New Roman" w:cs="Times New Roman"/>
+          <w:sz w:val="32"/>
+          <w:szCs w:val="32"/>
+          <w:lang w:val="es-MX"/>
+        </w:rPr>
+        <w:t xml:space="preserve"> muy poco habita en este lado exótico de la realidad</w:t>
       </w:r>
       <w:r>
         <w:rPr>
@@ -91,7 +208,7 @@
           <w:szCs w:val="32"/>
           <w:lang w:val="es-MX"/>
         </w:rPr>
-        <w:t xml:space="preserve">. Y el que me acuse de hereje, le adelanto, que se puede ir al vector del tiempo cuando se cruza con la necesidad espacial. </w:t>
+        <w:t xml:space="preserve">. </w:t>
       </w:r>
     </w:p>
     <w:p>
@@ -111,133 +228,25 @@
           <w:szCs w:val="32"/>
           <w:lang w:val="es-MX"/>
         </w:rPr>
-        <w:t>Invoco a la sangre</w:t>
-      </w:r>
-      <w:r>
-        <w:rPr>
-          <w:rFonts w:ascii="Times New Roman" w:hAnsi="Times New Roman" w:cs="Times New Roman"/>
-          <w:sz w:val="32"/>
-          <w:szCs w:val="32"/>
-          <w:lang w:val="es-MX"/>
-        </w:rPr>
-        <w:t xml:space="preserve"> y a los ancestros,</w:t>
-      </w:r>
-      <w:r>
-        <w:rPr>
-          <w:rFonts w:ascii="Times New Roman" w:hAnsi="Times New Roman" w:cs="Times New Roman"/>
-          <w:sz w:val="32"/>
-          <w:szCs w:val="32"/>
-          <w:lang w:val="es-MX"/>
-        </w:rPr>
-        <w:t xml:space="preserve"> para que </w:t>
-      </w:r>
-      <w:r>
-        <w:rPr>
-          <w:rFonts w:ascii="Times New Roman" w:hAnsi="Times New Roman" w:cs="Times New Roman"/>
-          <w:sz w:val="32"/>
-          <w:szCs w:val="32"/>
-          <w:lang w:val="es-MX"/>
-        </w:rPr>
-        <w:t xml:space="preserve">pueda </w:t>
-      </w:r>
-      <w:r>
-        <w:rPr>
-          <w:rFonts w:ascii="Times New Roman" w:hAnsi="Times New Roman" w:cs="Times New Roman"/>
-          <w:sz w:val="32"/>
-          <w:szCs w:val="32"/>
-          <w:lang w:val="es-MX"/>
-        </w:rPr>
-        <w:t xml:space="preserve">decir </w:t>
-      </w:r>
-      <w:r>
-        <w:rPr>
-          <w:rFonts w:ascii="Times New Roman" w:hAnsi="Times New Roman" w:cs="Times New Roman"/>
-          <w:sz w:val="32"/>
-          <w:szCs w:val="32"/>
-          <w:lang w:val="es-MX"/>
-        </w:rPr>
-        <w:t>una</w:t>
-      </w:r>
-      <w:r>
-        <w:rPr>
-          <w:rFonts w:ascii="Times New Roman" w:hAnsi="Times New Roman" w:cs="Times New Roman"/>
-          <w:sz w:val="32"/>
-          <w:szCs w:val="32"/>
-          <w:lang w:val="es-MX"/>
-        </w:rPr>
-        <w:t xml:space="preserve"> verdad, </w:t>
-      </w:r>
-      <w:r>
-        <w:rPr>
-          <w:rFonts w:ascii="Times New Roman" w:hAnsi="Times New Roman" w:cs="Times New Roman"/>
-          <w:sz w:val="32"/>
-          <w:szCs w:val="32"/>
-          <w:lang w:val="es-MX"/>
-        </w:rPr>
-        <w:t>y</w:t>
-      </w:r>
-      <w:r>
-        <w:rPr>
-          <w:rFonts w:ascii="Times New Roman" w:hAnsi="Times New Roman" w:cs="Times New Roman"/>
-          <w:sz w:val="32"/>
-          <w:szCs w:val="32"/>
-          <w:lang w:val="es-MX"/>
-        </w:rPr>
-        <w:t xml:space="preserve"> aunque no me crean, que la locura</w:t>
-      </w:r>
-      <w:r>
-        <w:rPr>
-          <w:rFonts w:ascii="Times New Roman" w:hAnsi="Times New Roman" w:cs="Times New Roman"/>
-          <w:sz w:val="32"/>
-          <w:szCs w:val="32"/>
-          <w:lang w:val="es-MX"/>
-        </w:rPr>
-        <w:t>, cuando menos,</w:t>
-      </w:r>
-      <w:r>
-        <w:rPr>
-          <w:rFonts w:ascii="Times New Roman" w:hAnsi="Times New Roman" w:cs="Times New Roman"/>
-          <w:sz w:val="32"/>
-          <w:szCs w:val="32"/>
-          <w:lang w:val="es-MX"/>
-        </w:rPr>
-        <w:t xml:space="preserve"> pase por broma, antes de ser desestimada. A las musas me debo y a l</w:t>
-      </w:r>
-      <w:r>
-        <w:rPr>
-          <w:rFonts w:ascii="Times New Roman" w:hAnsi="Times New Roman" w:cs="Times New Roman"/>
-          <w:sz w:val="32"/>
-          <w:szCs w:val="32"/>
-          <w:lang w:val="es-MX"/>
-        </w:rPr>
-        <w:t xml:space="preserve">os tres dioses de piedra </w:t>
-      </w:r>
-      <w:r>
-        <w:rPr>
-          <w:rFonts w:ascii="Times New Roman" w:hAnsi="Times New Roman" w:cs="Times New Roman"/>
-          <w:sz w:val="32"/>
-          <w:szCs w:val="32"/>
-          <w:lang w:val="es-MX"/>
-        </w:rPr>
-        <w:t xml:space="preserve">también, ambos sagrados por igual, en mi cultura, llena de sincretismos raros y </w:t>
-      </w:r>
-      <w:r>
-        <w:rPr>
-          <w:rFonts w:ascii="Times New Roman" w:hAnsi="Times New Roman" w:cs="Times New Roman"/>
-          <w:sz w:val="32"/>
-          <w:szCs w:val="32"/>
-          <w:lang w:val="es-MX"/>
-        </w:rPr>
-        <w:t xml:space="preserve">de </w:t>
-      </w:r>
-      <w:r>
-        <w:rPr>
-          <w:rFonts w:ascii="Times New Roman" w:hAnsi="Times New Roman" w:cs="Times New Roman"/>
-          <w:sz w:val="32"/>
-          <w:szCs w:val="32"/>
-          <w:lang w:val="es-MX"/>
-        </w:rPr>
-        <w:t xml:space="preserve">poca claridad teológica. </w:t>
+        <w:t xml:space="preserve">Todos tienen un común algo, y es que, al alcanzar este raro </w:t>
+      </w:r>
+      <w:r>
+        <w:rPr>
+          <w:rFonts w:ascii="Times New Roman" w:hAnsi="Times New Roman" w:cs="Times New Roman"/>
+          <w:sz w:val="32"/>
+          <w:szCs w:val="32"/>
+          <w:lang w:val="es-MX"/>
+        </w:rPr>
+        <w:t xml:space="preserve">pseudo </w:t>
+      </w:r>
+      <w:r>
+        <w:rPr>
+          <w:rFonts w:ascii="Times New Roman" w:hAnsi="Times New Roman" w:cs="Times New Roman"/>
+          <w:sz w:val="32"/>
+          <w:szCs w:val="32"/>
+          <w:lang w:val="es-MX"/>
+        </w:rPr>
+        <w:t xml:space="preserve">espacio de los límites de la matriz de lo real, la percepción del tiempo se disuelve, y cuando fuera tiempo de volver, es algo que nunca queda claro. El resultado es que cuando algún visitante de esta rara parada de lo imaginable decide regresar a su lugar de origen, para entonces han pasado años, siglos o milenios. </w:t>
       </w:r>
     </w:p>
     <w:p>
@@ -257,61 +266,7 @@
           <w:szCs w:val="32"/>
           <w:lang w:val="es-MX"/>
         </w:rPr>
-        <w:t>En el año del calendario romano gregoriano se cuenta el número 2026, que en sí mismo no significa nada, y en otros sentidos, mucho menos, pero fue entonces cuando la humanidad, desde su mentalidad más compa</w:t>
-      </w:r>
-      <w:r>
-        <w:rPr>
-          <w:rFonts w:ascii="Times New Roman" w:hAnsi="Times New Roman" w:cs="Times New Roman"/>
-          <w:sz w:val="32"/>
-          <w:szCs w:val="32"/>
-          <w:lang w:val="es-MX"/>
-        </w:rPr>
-        <w:t>r</w:t>
-      </w:r>
-      <w:r>
-        <w:rPr>
-          <w:rFonts w:ascii="Times New Roman" w:hAnsi="Times New Roman" w:cs="Times New Roman"/>
-          <w:sz w:val="32"/>
-          <w:szCs w:val="32"/>
-          <w:lang w:val="es-MX"/>
-        </w:rPr>
-        <w:t>tida y científica, comprobó que todos los fósiles que ellos habían interpretado como “dinosaurios” eran en realidad, simplemente lo que se ha llamado desde mucho antes</w:t>
-      </w:r>
-      <w:r>
-        <w:rPr>
-          <w:rFonts w:ascii="Times New Roman" w:hAnsi="Times New Roman" w:cs="Times New Roman"/>
-          <w:sz w:val="32"/>
-          <w:szCs w:val="32"/>
-          <w:lang w:val="es-MX"/>
-        </w:rPr>
-        <w:t xml:space="preserve"> en otras culturas antiguas</w:t>
-      </w:r>
-      <w:r>
-        <w:rPr>
-          <w:rFonts w:ascii="Times New Roman" w:hAnsi="Times New Roman" w:cs="Times New Roman"/>
-          <w:sz w:val="32"/>
-          <w:szCs w:val="32"/>
-          <w:lang w:val="es-MX"/>
-        </w:rPr>
-        <w:t xml:space="preserve"> como </w:t>
-      </w:r>
-      <w:r>
-        <w:rPr>
-          <w:rFonts w:ascii="Times New Roman" w:hAnsi="Times New Roman" w:cs="Times New Roman"/>
-          <w:sz w:val="32"/>
-          <w:szCs w:val="32"/>
-          <w:lang w:val="es-MX"/>
-        </w:rPr>
-        <w:t xml:space="preserve">los </w:t>
-      </w:r>
-      <w:r>
-        <w:rPr>
-          <w:rFonts w:ascii="Times New Roman" w:hAnsi="Times New Roman" w:cs="Times New Roman"/>
-          <w:sz w:val="32"/>
-          <w:szCs w:val="32"/>
-          <w:lang w:val="es-MX"/>
-        </w:rPr>
-        <w:t xml:space="preserve">dragones. </w:t>
+        <w:t xml:space="preserve">Este es un no-lugar, debido a que todo entramado de espacio y tiempo tiene un vector compartido; excepto en ese vértice limítrofe con lo no real, en donde ni hay materia, ni pasa el tiempo. Esto equivale a decir que es un ámbito medio mental y medio espiritual. </w:t>
       </w:r>
     </w:p>
     <w:p>
@@ -331,27 +286,142 @@
           <w:szCs w:val="32"/>
           <w:lang w:val="es-MX"/>
         </w:rPr>
-        <w:t xml:space="preserve">El descubrimiento no fue claro al principio, y se tiró abajo una larga tradición paleontológica, pero una era nueva tenía que aparecer, la </w:t>
-      </w:r>
-      <w:proofErr w:type="spellStart"/>
-      <w:r>
-        <w:rPr>
-          <w:rFonts w:ascii="Times New Roman" w:hAnsi="Times New Roman" w:cs="Times New Roman"/>
-          <w:sz w:val="32"/>
-          <w:szCs w:val="32"/>
-          <w:lang w:val="es-MX"/>
-        </w:rPr>
-        <w:t>daemodrakontología</w:t>
-      </w:r>
-      <w:proofErr w:type="spellEnd"/>
-      <w:r>
-        <w:rPr>
-          <w:rFonts w:ascii="Times New Roman" w:hAnsi="Times New Roman" w:cs="Times New Roman"/>
-          <w:sz w:val="32"/>
-          <w:szCs w:val="32"/>
-          <w:lang w:val="es-MX"/>
-        </w:rPr>
-        <w:t>, cuyo nombre fue cuestionado al inicio, pero aceptado al cabo de un par de páginas.</w:t>
+        <w:t xml:space="preserve">En ese raro paraje </w:t>
+      </w:r>
+      <w:r>
+        <w:rPr>
+          <w:rFonts w:ascii="Times New Roman" w:hAnsi="Times New Roman" w:cs="Times New Roman"/>
+          <w:sz w:val="32"/>
+          <w:szCs w:val="32"/>
+          <w:lang w:val="es-MX"/>
+        </w:rPr>
+        <w:t xml:space="preserve">atemporal </w:t>
+      </w:r>
+      <w:r>
+        <w:rPr>
+          <w:rFonts w:ascii="Times New Roman" w:hAnsi="Times New Roman" w:cs="Times New Roman"/>
+          <w:sz w:val="32"/>
+          <w:szCs w:val="32"/>
+          <w:lang w:val="es-MX"/>
+        </w:rPr>
+        <w:t>del espíritu</w:t>
+      </w:r>
+      <w:r>
+        <w:rPr>
+          <w:rFonts w:ascii="Times New Roman" w:hAnsi="Times New Roman" w:cs="Times New Roman"/>
+          <w:sz w:val="32"/>
+          <w:szCs w:val="32"/>
+          <w:lang w:val="es-MX"/>
+        </w:rPr>
+        <w:t xml:space="preserve"> y la consciencia</w:t>
+      </w:r>
+      <w:r>
+        <w:rPr>
+          <w:rFonts w:ascii="Times New Roman" w:hAnsi="Times New Roman" w:cs="Times New Roman"/>
+          <w:sz w:val="32"/>
+          <w:szCs w:val="32"/>
+          <w:lang w:val="es-MX"/>
+        </w:rPr>
+        <w:t xml:space="preserve">, es que han sido reveladas estas ideas tan poco convencionales y seguramente controversiales para muchos. </w:t>
+      </w:r>
+      <w:r>
+        <w:rPr>
+          <w:rFonts w:ascii="Times New Roman" w:hAnsi="Times New Roman" w:cs="Times New Roman"/>
+          <w:sz w:val="32"/>
+          <w:szCs w:val="32"/>
+          <w:lang w:val="es-MX"/>
+        </w:rPr>
+        <w:t>Invoco a la sangre</w:t>
+      </w:r>
+      <w:r>
+        <w:rPr>
+          <w:rFonts w:ascii="Times New Roman" w:hAnsi="Times New Roman" w:cs="Times New Roman"/>
+          <w:sz w:val="32"/>
+          <w:szCs w:val="32"/>
+          <w:lang w:val="es-MX"/>
+        </w:rPr>
+        <w:t xml:space="preserve"> y a los ancestros,</w:t>
+      </w:r>
+      <w:r>
+        <w:rPr>
+          <w:rFonts w:ascii="Times New Roman" w:hAnsi="Times New Roman" w:cs="Times New Roman"/>
+          <w:sz w:val="32"/>
+          <w:szCs w:val="32"/>
+          <w:lang w:val="es-MX"/>
+        </w:rPr>
+        <w:t xml:space="preserve"> para que </w:t>
+      </w:r>
+      <w:r>
+        <w:rPr>
+          <w:rFonts w:ascii="Times New Roman" w:hAnsi="Times New Roman" w:cs="Times New Roman"/>
+          <w:sz w:val="32"/>
+          <w:szCs w:val="32"/>
+          <w:lang w:val="es-MX"/>
+        </w:rPr>
+        <w:t xml:space="preserve">pueda </w:t>
+      </w:r>
+      <w:r>
+        <w:rPr>
+          <w:rFonts w:ascii="Times New Roman" w:hAnsi="Times New Roman" w:cs="Times New Roman"/>
+          <w:sz w:val="32"/>
+          <w:szCs w:val="32"/>
+          <w:lang w:val="es-MX"/>
+        </w:rPr>
+        <w:t xml:space="preserve">expresar una idea, </w:t>
+      </w:r>
+      <w:r>
+        <w:rPr>
+          <w:rFonts w:ascii="Times New Roman" w:hAnsi="Times New Roman" w:cs="Times New Roman"/>
+          <w:sz w:val="32"/>
+          <w:szCs w:val="32"/>
+          <w:lang w:val="es-MX"/>
+        </w:rPr>
+        <w:t>y</w:t>
+      </w:r>
+      <w:r>
+        <w:rPr>
+          <w:rFonts w:ascii="Times New Roman" w:hAnsi="Times New Roman" w:cs="Times New Roman"/>
+          <w:sz w:val="32"/>
+          <w:szCs w:val="32"/>
+          <w:lang w:val="es-MX"/>
+        </w:rPr>
+        <w:t xml:space="preserve"> aunque no me </w:t>
+      </w:r>
+      <w:r>
+        <w:rPr>
+          <w:rFonts w:ascii="Times New Roman" w:hAnsi="Times New Roman" w:cs="Times New Roman"/>
+          <w:sz w:val="32"/>
+          <w:szCs w:val="32"/>
+          <w:lang w:val="es-MX"/>
+        </w:rPr>
+        <w:t>tomen en serio</w:t>
+      </w:r>
+      <w:r>
+        <w:rPr>
+          <w:rFonts w:ascii="Times New Roman" w:hAnsi="Times New Roman" w:cs="Times New Roman"/>
+          <w:sz w:val="32"/>
+          <w:szCs w:val="32"/>
+          <w:lang w:val="es-MX"/>
+        </w:rPr>
+        <w:t>, que la locura</w:t>
+      </w:r>
+      <w:r>
+        <w:rPr>
+          <w:rFonts w:ascii="Times New Roman" w:hAnsi="Times New Roman" w:cs="Times New Roman"/>
+          <w:sz w:val="32"/>
+          <w:szCs w:val="32"/>
+          <w:lang w:val="es-MX"/>
+        </w:rPr>
+        <w:t>, cuando menos,</w:t>
+      </w:r>
+      <w:r>
+        <w:rPr>
+          <w:rFonts w:ascii="Times New Roman" w:hAnsi="Times New Roman" w:cs="Times New Roman"/>
+          <w:sz w:val="32"/>
+          <w:szCs w:val="32"/>
+          <w:lang w:val="es-MX"/>
+        </w:rPr>
+        <w:t xml:space="preserve"> pase por broma, antes de ser desestimada.</w:t>
       </w:r>
     </w:p>
     <w:p>
@@ -371,133 +441,61 @@
           <w:szCs w:val="32"/>
           <w:lang w:val="es-MX"/>
         </w:rPr>
-        <w:t xml:space="preserve">Había dragones de agua, de tierra, del aire, pero no de fuego. Eso es absurdo. </w:t>
-      </w:r>
-      <w:r>
-        <w:rPr>
-          <w:rFonts w:ascii="Times New Roman" w:hAnsi="Times New Roman" w:cs="Times New Roman"/>
-          <w:sz w:val="32"/>
-          <w:szCs w:val="32"/>
-          <w:lang w:val="es-MX"/>
-        </w:rPr>
-        <w:t>L</w:t>
-      </w:r>
-      <w:r>
-        <w:rPr>
-          <w:rFonts w:ascii="Times New Roman" w:hAnsi="Times New Roman" w:cs="Times New Roman"/>
-          <w:sz w:val="32"/>
-          <w:szCs w:val="32"/>
-          <w:lang w:val="es-MX"/>
-        </w:rPr>
-        <w:t xml:space="preserve">os </w:t>
-      </w:r>
-      <w:r>
-        <w:rPr>
-          <w:rFonts w:ascii="Times New Roman" w:hAnsi="Times New Roman" w:cs="Times New Roman"/>
-          <w:sz w:val="32"/>
-          <w:szCs w:val="32"/>
-          <w:lang w:val="es-MX"/>
-        </w:rPr>
-        <w:t>reptiles-</w:t>
-      </w:r>
-      <w:r>
-        <w:rPr>
-          <w:rFonts w:ascii="Times New Roman" w:hAnsi="Times New Roman" w:cs="Times New Roman"/>
-          <w:sz w:val="32"/>
-          <w:szCs w:val="32"/>
-          <w:lang w:val="es-MX"/>
-        </w:rPr>
-        <w:t>mamíferos, evolucionaron</w:t>
-      </w:r>
-      <w:r>
-        <w:rPr>
-          <w:rFonts w:ascii="Times New Roman" w:hAnsi="Times New Roman" w:cs="Times New Roman"/>
-          <w:sz w:val="32"/>
-          <w:szCs w:val="32"/>
-          <w:lang w:val="es-MX"/>
-        </w:rPr>
-        <w:t xml:space="preserve"> con el tiempo; del agua, a la tierra, y luego, se convirtieron en algo distinto</w:t>
-      </w:r>
-      <w:r>
-        <w:rPr>
-          <w:rFonts w:ascii="Times New Roman" w:hAnsi="Times New Roman" w:cs="Times New Roman"/>
-          <w:sz w:val="32"/>
-          <w:szCs w:val="32"/>
-          <w:lang w:val="es-MX"/>
-        </w:rPr>
-        <w:t>. Seres de energía, fue lo que pensaron</w:t>
-      </w:r>
-      <w:r>
-        <w:rPr>
-          <w:rFonts w:ascii="Times New Roman" w:hAnsi="Times New Roman" w:cs="Times New Roman"/>
-          <w:sz w:val="32"/>
-          <w:szCs w:val="32"/>
-          <w:lang w:val="es-MX"/>
-        </w:rPr>
-        <w:t xml:space="preserve"> para su evolución;</w:t>
-      </w:r>
-      <w:r>
-        <w:rPr>
-          <w:rFonts w:ascii="Times New Roman" w:hAnsi="Times New Roman" w:cs="Times New Roman"/>
-          <w:sz w:val="32"/>
-          <w:szCs w:val="32"/>
-          <w:lang w:val="es-MX"/>
-        </w:rPr>
-        <w:t xml:space="preserve"> </w:t>
-      </w:r>
-      <w:r>
-        <w:rPr>
-          <w:rFonts w:ascii="Times New Roman" w:hAnsi="Times New Roman" w:cs="Times New Roman"/>
-          <w:sz w:val="32"/>
-          <w:szCs w:val="32"/>
-          <w:lang w:val="es-MX"/>
-        </w:rPr>
-        <w:t xml:space="preserve">y </w:t>
-      </w:r>
-      <w:r>
-        <w:rPr>
-          <w:rFonts w:ascii="Times New Roman" w:hAnsi="Times New Roman" w:cs="Times New Roman"/>
-          <w:sz w:val="32"/>
-          <w:szCs w:val="32"/>
-          <w:lang w:val="es-MX"/>
-        </w:rPr>
-        <w:t>ya para entonces, que tenían lenguaje y grandes civilizaciones, prefirieron separarse entre los seres de antimateria y los de energía, que rechazaban</w:t>
-      </w:r>
-      <w:r>
-        <w:rPr>
-          <w:rFonts w:ascii="Times New Roman" w:hAnsi="Times New Roman" w:cs="Times New Roman"/>
-          <w:sz w:val="32"/>
-          <w:szCs w:val="32"/>
-          <w:lang w:val="es-MX"/>
-        </w:rPr>
-        <w:t xml:space="preserve"> sus cuerpos</w:t>
-      </w:r>
-      <w:r>
-        <w:rPr>
-          <w:rFonts w:ascii="Times New Roman" w:hAnsi="Times New Roman" w:cs="Times New Roman"/>
-          <w:sz w:val="32"/>
-          <w:szCs w:val="32"/>
-          <w:lang w:val="es-MX"/>
-        </w:rPr>
-        <w:t xml:space="preserve"> y se deshacían de sus </w:t>
-      </w:r>
-      <w:r>
-        <w:rPr>
-          <w:rFonts w:ascii="Times New Roman" w:hAnsi="Times New Roman" w:cs="Times New Roman"/>
-          <w:sz w:val="32"/>
-          <w:szCs w:val="32"/>
-          <w:lang w:val="es-MX"/>
-        </w:rPr>
-        <w:t xml:space="preserve">envoltorios </w:t>
-      </w:r>
-      <w:r>
-        <w:rPr>
-          <w:rFonts w:ascii="Times New Roman" w:hAnsi="Times New Roman" w:cs="Times New Roman"/>
-          <w:sz w:val="32"/>
-          <w:szCs w:val="32"/>
-          <w:lang w:val="es-MX"/>
-        </w:rPr>
-        <w:t xml:space="preserve">materiales. </w:t>
+        <w:t>En el año del calendario romano gregoriano se cuenta el número 2026, que en sí mismo no significa nada, y en otros sentidos, mucho menos, pero fue entonces cuando la humanidad, desde su mentalidad más compa</w:t>
+      </w:r>
+      <w:r>
+        <w:rPr>
+          <w:rFonts w:ascii="Times New Roman" w:hAnsi="Times New Roman" w:cs="Times New Roman"/>
+          <w:sz w:val="32"/>
+          <w:szCs w:val="32"/>
+          <w:lang w:val="es-MX"/>
+        </w:rPr>
+        <w:t>r</w:t>
+      </w:r>
+      <w:r>
+        <w:rPr>
+          <w:rFonts w:ascii="Times New Roman" w:hAnsi="Times New Roman" w:cs="Times New Roman"/>
+          <w:sz w:val="32"/>
+          <w:szCs w:val="32"/>
+          <w:lang w:val="es-MX"/>
+        </w:rPr>
+        <w:t>tida y científica, comprobó que todos los fósiles que ellos habían interpretado como “dinosaurios” eran en realidad, simplemente lo que se ha llamado desde mucho antes</w:t>
+      </w:r>
+      <w:r>
+        <w:rPr>
+          <w:rFonts w:ascii="Times New Roman" w:hAnsi="Times New Roman" w:cs="Times New Roman"/>
+          <w:sz w:val="32"/>
+          <w:szCs w:val="32"/>
+          <w:lang w:val="es-MX"/>
+        </w:rPr>
+        <w:t xml:space="preserve"> en otras culturas antiguas</w:t>
+      </w:r>
+      <w:r>
+        <w:rPr>
+          <w:rFonts w:ascii="Times New Roman" w:hAnsi="Times New Roman" w:cs="Times New Roman"/>
+          <w:sz w:val="32"/>
+          <w:szCs w:val="32"/>
+          <w:lang w:val="es-MX"/>
+        </w:rPr>
+        <w:t xml:space="preserve"> como </w:t>
+      </w:r>
+      <w:r>
+        <w:rPr>
+          <w:rFonts w:ascii="Times New Roman" w:hAnsi="Times New Roman" w:cs="Times New Roman"/>
+          <w:sz w:val="32"/>
+          <w:szCs w:val="32"/>
+          <w:lang w:val="es-MX"/>
+        </w:rPr>
+        <w:t xml:space="preserve">los </w:t>
+      </w:r>
+      <w:r>
+        <w:rPr>
+          <w:rFonts w:ascii="Times New Roman" w:hAnsi="Times New Roman" w:cs="Times New Roman"/>
+          <w:sz w:val="32"/>
+          <w:szCs w:val="32"/>
+          <w:lang w:val="es-MX"/>
+        </w:rPr>
+        <w:t xml:space="preserve">dragones. </w:t>
       </w:r>
     </w:p>
     <w:p>
@@ -517,28 +515,44 @@
           <w:szCs w:val="32"/>
           <w:lang w:val="es-MX"/>
         </w:rPr>
+        <w:t xml:space="preserve">El descubrimiento no fue claro al principio, y se tiró abajo una larga tradición paleontológica, pero una era nueva tenía que aparecer, la </w:t>
+      </w:r>
+      <w:r>
+        <w:rPr>
+          <w:rFonts w:ascii="Times New Roman" w:hAnsi="Times New Roman" w:cs="Times New Roman"/>
+          <w:sz w:val="32"/>
+          <w:szCs w:val="32"/>
+          <w:lang w:val="es-MX"/>
+        </w:rPr>
         <w:lastRenderedPageBreak/>
-        <w:t xml:space="preserve">En un desierto perdido ocurrió algo singular. Sucedió un delito contra el patrimonio, para que de esa forma la humanidad comience a comprender algunas cosas que tenían que </w:t>
-      </w:r>
-      <w:proofErr w:type="spellStart"/>
-      <w:r>
-        <w:rPr>
-          <w:rFonts w:ascii="Times New Roman" w:hAnsi="Times New Roman" w:cs="Times New Roman"/>
-          <w:sz w:val="32"/>
-          <w:szCs w:val="32"/>
-          <w:lang w:val="es-MX"/>
-        </w:rPr>
-        <w:t>ajustuciarse</w:t>
-      </w:r>
-      <w:proofErr w:type="spellEnd"/>
-      <w:r>
-        <w:rPr>
-          <w:rFonts w:ascii="Times New Roman" w:hAnsi="Times New Roman" w:cs="Times New Roman"/>
-          <w:sz w:val="32"/>
-          <w:szCs w:val="32"/>
-          <w:lang w:val="es-MX"/>
-        </w:rPr>
-        <w:t xml:space="preserve"> para con sus propias identidades. </w:t>
+        <w:t xml:space="preserve">daemodrakontología, cuyo nombre fue cuestionado al inicio, pero aceptado al cabo de un par de </w:t>
+      </w:r>
+      <w:r>
+        <w:rPr>
+          <w:rFonts w:ascii="Times New Roman" w:hAnsi="Times New Roman" w:cs="Times New Roman"/>
+          <w:sz w:val="32"/>
+          <w:szCs w:val="32"/>
+          <w:lang w:val="es-MX"/>
+        </w:rPr>
+        <w:t>exposiciones</w:t>
+      </w:r>
+      <w:r>
+        <w:rPr>
+          <w:rFonts w:ascii="Times New Roman" w:hAnsi="Times New Roman" w:cs="Times New Roman"/>
+          <w:sz w:val="32"/>
+          <w:szCs w:val="32"/>
+          <w:lang w:val="es-MX"/>
+        </w:rPr>
+        <w:t>.</w:t>
+      </w:r>
+      <w:r>
+        <w:rPr>
+          <w:rFonts w:ascii="Times New Roman" w:hAnsi="Times New Roman" w:cs="Times New Roman"/>
+          <w:sz w:val="32"/>
+          <w:szCs w:val="32"/>
+          <w:lang w:val="es-MX"/>
+        </w:rPr>
+        <w:t xml:space="preserve"> Los términos daimón, drako, ontos y logos fueron mezclados para describir una ciencia muy específica, que se vale de la traducción al griego antiguo, que conjuga lo que respectivamente se nombra como espíritu, dragón, ser y disciplina del saber, (aunque para otros logos significa además discurso, palabra, razón, proporción y un par de cosas más). En todo caso, la daemodrakontología trata de los entes que entendemos como dragones de materia, pero además con espíritu, inteligencia y libertad, desde un esfuerzo limitado humano para reconstruir sus ancestrales sociedades sobre la base material de fósiles y recintos megalíticos que no pertenece a ninguna obra humana. </w:t>
       </w:r>
     </w:p>
     <w:p>
@@ -558,16 +572,236 @@
           <w:szCs w:val="32"/>
           <w:lang w:val="es-MX"/>
         </w:rPr>
-        <w:t xml:space="preserve">Pasó el crimen, y así, </w:t>
-      </w:r>
-      <w:r>
-        <w:rPr>
-          <w:rFonts w:ascii="Times New Roman" w:hAnsi="Times New Roman" w:cs="Times New Roman"/>
-          <w:sz w:val="32"/>
-          <w:szCs w:val="32"/>
-          <w:lang w:val="es-MX"/>
-        </w:rPr>
-        <w:t xml:space="preserve">los encontramos, y lo que es peor, los confundimos con imágenes de nuestra fantasía, para formular el capricho de los dinosaurios, pero todo el tiempo fueron grandes dragones. De agua, De aire, de tierra. Pero nunca de fuego. </w:t>
+        <w:t>De acuerdo a esta reciente disciplina de la fenomenología especulativa, se afirma que hace millones de años h</w:t>
+      </w:r>
+      <w:r>
+        <w:rPr>
+          <w:rFonts w:ascii="Times New Roman" w:hAnsi="Times New Roman" w:cs="Times New Roman"/>
+          <w:sz w:val="32"/>
+          <w:szCs w:val="32"/>
+          <w:lang w:val="es-MX"/>
+        </w:rPr>
+        <w:t xml:space="preserve">abía dragones de agua, de tierra, del aire, pero no de fuego. </w:t>
+      </w:r>
+      <w:r>
+        <w:rPr>
+          <w:rFonts w:ascii="Times New Roman" w:hAnsi="Times New Roman" w:cs="Times New Roman"/>
+          <w:sz w:val="32"/>
+          <w:szCs w:val="32"/>
+          <w:lang w:val="es-MX"/>
+        </w:rPr>
+        <w:t>(</w:t>
+      </w:r>
+      <w:r>
+        <w:rPr>
+          <w:rFonts w:ascii="Times New Roman" w:hAnsi="Times New Roman" w:cs="Times New Roman"/>
+          <w:sz w:val="32"/>
+          <w:szCs w:val="32"/>
+          <w:lang w:val="es-MX"/>
+        </w:rPr>
+        <w:t>Eso es absurdo</w:t>
+      </w:r>
+      <w:r>
+        <w:rPr>
+          <w:rFonts w:ascii="Times New Roman" w:hAnsi="Times New Roman" w:cs="Times New Roman"/>
+          <w:sz w:val="32"/>
+          <w:szCs w:val="32"/>
+          <w:lang w:val="es-MX"/>
+        </w:rPr>
+        <w:t>)</w:t>
+      </w:r>
+      <w:r>
+        <w:rPr>
+          <w:rFonts w:ascii="Times New Roman" w:hAnsi="Times New Roman" w:cs="Times New Roman"/>
+          <w:sz w:val="32"/>
+          <w:szCs w:val="32"/>
+          <w:lang w:val="es-MX"/>
+        </w:rPr>
+        <w:t xml:space="preserve">. </w:t>
+      </w:r>
+      <w:r>
+        <w:rPr>
+          <w:rFonts w:ascii="Times New Roman" w:hAnsi="Times New Roman" w:cs="Times New Roman"/>
+          <w:sz w:val="32"/>
+          <w:szCs w:val="32"/>
+          <w:lang w:val="es-MX"/>
+        </w:rPr>
+        <w:t>L</w:t>
+      </w:r>
+      <w:r>
+        <w:rPr>
+          <w:rFonts w:ascii="Times New Roman" w:hAnsi="Times New Roman" w:cs="Times New Roman"/>
+          <w:sz w:val="32"/>
+          <w:szCs w:val="32"/>
+          <w:lang w:val="es-MX"/>
+        </w:rPr>
+        <w:t xml:space="preserve">os </w:t>
+      </w:r>
+      <w:r>
+        <w:rPr>
+          <w:rFonts w:ascii="Times New Roman" w:hAnsi="Times New Roman" w:cs="Times New Roman"/>
+          <w:sz w:val="32"/>
+          <w:szCs w:val="32"/>
+          <w:lang w:val="es-MX"/>
+        </w:rPr>
+        <w:t>reptiles-</w:t>
+      </w:r>
+      <w:r>
+        <w:rPr>
+          <w:rFonts w:ascii="Times New Roman" w:hAnsi="Times New Roman" w:cs="Times New Roman"/>
+          <w:sz w:val="32"/>
+          <w:szCs w:val="32"/>
+          <w:lang w:val="es-MX"/>
+        </w:rPr>
+        <w:t>mamíferos,</w:t>
+      </w:r>
+      <w:r>
+        <w:rPr>
+          <w:rFonts w:ascii="Times New Roman" w:hAnsi="Times New Roman" w:cs="Times New Roman"/>
+          <w:sz w:val="32"/>
+          <w:szCs w:val="32"/>
+          <w:lang w:val="es-MX"/>
+        </w:rPr>
+        <w:t xml:space="preserve"> de características semi felinas,</w:t>
+      </w:r>
+      <w:r>
+        <w:rPr>
+          <w:rFonts w:ascii="Times New Roman" w:hAnsi="Times New Roman" w:cs="Times New Roman"/>
+          <w:sz w:val="32"/>
+          <w:szCs w:val="32"/>
+          <w:lang w:val="es-MX"/>
+        </w:rPr>
+        <w:t xml:space="preserve"> evolucionaron</w:t>
+      </w:r>
+      <w:r>
+        <w:rPr>
+          <w:rFonts w:ascii="Times New Roman" w:hAnsi="Times New Roman" w:cs="Times New Roman"/>
+          <w:sz w:val="32"/>
+          <w:szCs w:val="32"/>
+          <w:lang w:val="es-MX"/>
+        </w:rPr>
+        <w:t xml:space="preserve"> con el tiempo; del agua, a la tierra, y luego, se convirtieron en algo distinto</w:t>
+      </w:r>
+      <w:r>
+        <w:rPr>
+          <w:rFonts w:ascii="Times New Roman" w:hAnsi="Times New Roman" w:cs="Times New Roman"/>
+          <w:sz w:val="32"/>
+          <w:szCs w:val="32"/>
+          <w:lang w:val="es-MX"/>
+        </w:rPr>
+        <w:t>. Seres de energía, fue lo que pensaron</w:t>
+      </w:r>
+      <w:r>
+        <w:rPr>
+          <w:rFonts w:ascii="Times New Roman" w:hAnsi="Times New Roman" w:cs="Times New Roman"/>
+          <w:sz w:val="32"/>
+          <w:szCs w:val="32"/>
+          <w:lang w:val="es-MX"/>
+        </w:rPr>
+        <w:t xml:space="preserve"> para su evolución;</w:t>
+      </w:r>
+      <w:r>
+        <w:rPr>
+          <w:rFonts w:ascii="Times New Roman" w:hAnsi="Times New Roman" w:cs="Times New Roman"/>
+          <w:sz w:val="32"/>
+          <w:szCs w:val="32"/>
+          <w:lang w:val="es-MX"/>
+        </w:rPr>
+        <w:t xml:space="preserve"> </w:t>
+      </w:r>
+      <w:r>
+        <w:rPr>
+          <w:rFonts w:ascii="Times New Roman" w:hAnsi="Times New Roman" w:cs="Times New Roman"/>
+          <w:sz w:val="32"/>
+          <w:szCs w:val="32"/>
+          <w:lang w:val="es-MX"/>
+        </w:rPr>
+        <w:t xml:space="preserve">y </w:t>
+      </w:r>
+      <w:r>
+        <w:rPr>
+          <w:rFonts w:ascii="Times New Roman" w:hAnsi="Times New Roman" w:cs="Times New Roman"/>
+          <w:sz w:val="32"/>
+          <w:szCs w:val="32"/>
+          <w:lang w:val="es-MX"/>
+        </w:rPr>
+        <w:t>ya para entonces, que tenían lenguaje y grandes civilizaciones, prefirieron separarse entre los seres de antimateria y los de energía, que rechazaban</w:t>
+      </w:r>
+      <w:r>
+        <w:rPr>
+          <w:rFonts w:ascii="Times New Roman" w:hAnsi="Times New Roman" w:cs="Times New Roman"/>
+          <w:sz w:val="32"/>
+          <w:szCs w:val="32"/>
+          <w:lang w:val="es-MX"/>
+        </w:rPr>
+        <w:t xml:space="preserve"> sus cuerpos</w:t>
+      </w:r>
+      <w:r>
+        <w:rPr>
+          <w:rFonts w:ascii="Times New Roman" w:hAnsi="Times New Roman" w:cs="Times New Roman"/>
+          <w:sz w:val="32"/>
+          <w:szCs w:val="32"/>
+          <w:lang w:val="es-MX"/>
+        </w:rPr>
+        <w:t xml:space="preserve"> y se deshacían de sus </w:t>
+      </w:r>
+      <w:r>
+        <w:rPr>
+          <w:rFonts w:ascii="Times New Roman" w:hAnsi="Times New Roman" w:cs="Times New Roman"/>
+          <w:sz w:val="32"/>
+          <w:szCs w:val="32"/>
+          <w:lang w:val="es-MX"/>
+        </w:rPr>
+        <w:t xml:space="preserve">envoltorios </w:t>
+      </w:r>
+      <w:r>
+        <w:rPr>
+          <w:rFonts w:ascii="Times New Roman" w:hAnsi="Times New Roman" w:cs="Times New Roman"/>
+          <w:sz w:val="32"/>
+          <w:szCs w:val="32"/>
+          <w:lang w:val="es-MX"/>
+        </w:rPr>
+        <w:t xml:space="preserve">materiales. </w:t>
+      </w:r>
+    </w:p>
+    <w:p>
+      <w:pPr>
+        <w:jc w:val="both"/>
+        <w:rPr>
+          <w:rFonts w:ascii="Times New Roman" w:hAnsi="Times New Roman" w:cs="Times New Roman"/>
+          <w:sz w:val="32"/>
+          <w:szCs w:val="32"/>
+          <w:lang w:val="es-MX"/>
+        </w:rPr>
+      </w:pPr>
+      <w:r>
+        <w:rPr>
+          <w:rFonts w:ascii="Times New Roman" w:hAnsi="Times New Roman" w:cs="Times New Roman"/>
+          <w:sz w:val="32"/>
+          <w:szCs w:val="32"/>
+          <w:lang w:val="es-MX"/>
+        </w:rPr>
+        <w:t xml:space="preserve">En un desierto perdido ocurrió algo singular. Sucedió un delito contra el patrimonio, para que de esa forma la humanidad comience a comprender algunas cosas que tenían que ajustuciarse para con sus propias identidades. </w:t>
+      </w:r>
+    </w:p>
+    <w:p>
+      <w:pPr>
+        <w:jc w:val="both"/>
+        <w:rPr>
+          <w:rFonts w:ascii="Times New Roman" w:hAnsi="Times New Roman" w:cs="Times New Roman"/>
+          <w:sz w:val="32"/>
+          <w:szCs w:val="32"/>
+          <w:lang w:val="es-MX"/>
+        </w:rPr>
+      </w:pPr>
+      <w:r>
+        <w:rPr>
+          <w:rFonts w:ascii="Times New Roman" w:hAnsi="Times New Roman" w:cs="Times New Roman"/>
+          <w:sz w:val="32"/>
+          <w:szCs w:val="32"/>
+          <w:lang w:val="es-MX"/>
+        </w:rPr>
+        <w:t xml:space="preserve">os confundimos con imágenes de nuestra fantasía, para formular el capricho de los dinosaurios, pero todo el tiempo fueron grandes dragones. De agua, De aire, de tierra. Pero nunca de fuego. </w:t>
       </w:r>
     </w:p>
     <w:p>
